--- a/DOCX/DOCX.docx
+++ b/DOCX/DOCX.docx
@@ -4571,6 +4571,23 @@
                                 <w:tab/>
                                 <w:t xml:space="preserve"> Phạm Quốc Dũng   MSSV:</w:t>
                               </w:r>
+                              <w:r>
+                                <w:rPr>
+                                  <w:rFonts w:ascii="Segoe UI" w:hAnsi="Segoe UI" w:cs="Segoe UI"/>
+                                  <w:color w:val="081B3A"/>
+                                  <w:spacing w:val="3"/>
+                                  <w:sz w:val="23"/>
+                                  <w:szCs w:val="23"/>
+                                  <w:shd w:val="clear" w:color="auto" w:fill="FFFFFF"/>
+                                </w:rPr>
+                                <w:t xml:space="preserve"> </w:t>
+                              </w:r>
+                              <w:r>
+                                <w:rPr>
+                                  <w:b/>
+                                </w:rPr>
+                                <w:t>068206004656</w:t>
+                              </w:r>
                             </w:p>
                             <w:p>
                               <w:pPr>
@@ -4610,6 +4627,25 @@
                                 </w:rPr>
                                 <w:t xml:space="preserve"> Nguyễn Gia Hiếu    MSSV:</w:t>
                               </w:r>
+                              <w:r>
+                                <w:rPr>
+                                  <w:rFonts w:ascii="Segoe UI" w:hAnsi="Segoe UI" w:cs="Segoe UI"/>
+                                  <w:color w:val="081B3A"/>
+                                  <w:spacing w:val="3"/>
+                                  <w:sz w:val="23"/>
+                                  <w:szCs w:val="23"/>
+                                  <w:shd w:val="clear" w:color="auto" w:fill="FFFFFF"/>
+                                  <w:lang w:val="vi-VN"/>
+                                </w:rPr>
+                                <w:t xml:space="preserve"> </w:t>
+                              </w:r>
+                              <w:r>
+                                <w:rPr>
+                                  <w:b/>
+                                  <w:lang w:val="vi-VN"/>
+                                </w:rPr>
+                                <w:t>058206007975</w:t>
+                              </w:r>
                             </w:p>
                             <w:p>
                               <w:pPr>
@@ -4642,6 +4678,25 @@
                                 </w:rPr>
                                 <w:tab/>
                                 <w:t xml:space="preserve"> Hoàng Anh Kiệt      MSSV:</w:t>
+                              </w:r>
+                              <w:r>
+                                <w:rPr>
+                                  <w:rFonts w:ascii="Segoe UI" w:hAnsi="Segoe UI" w:cs="Segoe UI"/>
+                                  <w:color w:val="081B3A"/>
+                                  <w:spacing w:val="3"/>
+                                  <w:sz w:val="23"/>
+                                  <w:szCs w:val="23"/>
+                                  <w:shd w:val="clear" w:color="auto" w:fill="FFFFFF"/>
+                                  <w:lang w:val="vi-VN"/>
+                                </w:rPr>
+                                <w:t xml:space="preserve"> </w:t>
+                              </w:r>
+                              <w:r>
+                                <w:rPr>
+                                  <w:b/>
+                                  <w:lang w:val="vi-VN"/>
+                                </w:rPr>
+                                <w:t>077206008228</w:t>
                               </w:r>
                             </w:p>
                             <w:p>
@@ -4676,6 +4731,25 @@
                                 <w:tab/>
                                 <w:t xml:space="preserve"> Nguyễn Anh Kiệt    MSSV:</w:t>
                               </w:r>
+                              <w:r>
+                                <w:rPr>
+                                  <w:rFonts w:ascii="Segoe UI" w:hAnsi="Segoe UI" w:cs="Segoe UI"/>
+                                  <w:color w:val="081B3A"/>
+                                  <w:spacing w:val="3"/>
+                                  <w:sz w:val="23"/>
+                                  <w:szCs w:val="23"/>
+                                  <w:shd w:val="clear" w:color="auto" w:fill="FFFFFF"/>
+                                  <w:lang w:val="vi-VN"/>
+                                </w:rPr>
+                                <w:t xml:space="preserve"> </w:t>
+                              </w:r>
+                              <w:r>
+                                <w:rPr>
+                                  <w:b/>
+                                  <w:lang w:val="vi-VN"/>
+                                </w:rPr>
+                                <w:t>058206007505</w:t>
+                              </w:r>
                             </w:p>
                             <w:p>
                               <w:pPr>
@@ -4708,6 +4782,25 @@
                                 </w:rPr>
                                 <w:tab/>
                                 <w:t xml:space="preserve"> Huỳnh Tấn Phát     MSSV:</w:t>
+                              </w:r>
+                              <w:r>
+                                <w:rPr>
+                                  <w:rFonts w:ascii="Segoe UI" w:hAnsi="Segoe UI" w:cs="Segoe UI"/>
+                                  <w:color w:val="081B3A"/>
+                                  <w:spacing w:val="3"/>
+                                  <w:sz w:val="23"/>
+                                  <w:szCs w:val="23"/>
+                                  <w:shd w:val="clear" w:color="auto" w:fill="FFFFFF"/>
+                                  <w:lang w:val="vi-VN"/>
+                                </w:rPr>
+                                <w:t xml:space="preserve"> </w:t>
+                              </w:r>
+                              <w:r>
+                                <w:rPr>
+                                  <w:b/>
+                                  <w:lang w:val="vi-VN"/>
+                                </w:rPr>
+                                <w:t>079206034974</w:t>
                               </w:r>
                             </w:p>
                             <w:p>
@@ -6466,6 +6559,23 @@
                           <w:tab/>
                           <w:t xml:space="preserve"> Phạm Quốc Dũng   MSSV:</w:t>
                         </w:r>
+                        <w:r>
+                          <w:rPr>
+                            <w:rFonts w:ascii="Segoe UI" w:hAnsi="Segoe UI" w:cs="Segoe UI"/>
+                            <w:color w:val="081B3A"/>
+                            <w:spacing w:val="3"/>
+                            <w:sz w:val="23"/>
+                            <w:szCs w:val="23"/>
+                            <w:shd w:val="clear" w:color="auto" w:fill="FFFFFF"/>
+                          </w:rPr>
+                          <w:t xml:space="preserve"> </w:t>
+                        </w:r>
+                        <w:r>
+                          <w:rPr>
+                            <w:b/>
+                          </w:rPr>
+                          <w:t>068206004656</w:t>
+                        </w:r>
                       </w:p>
                       <w:p>
                         <w:pPr>
@@ -6505,6 +6615,25 @@
                           </w:rPr>
                           <w:t xml:space="preserve"> Nguyễn Gia Hiếu    MSSV:</w:t>
                         </w:r>
+                        <w:r>
+                          <w:rPr>
+                            <w:rFonts w:ascii="Segoe UI" w:hAnsi="Segoe UI" w:cs="Segoe UI"/>
+                            <w:color w:val="081B3A"/>
+                            <w:spacing w:val="3"/>
+                            <w:sz w:val="23"/>
+                            <w:szCs w:val="23"/>
+                            <w:shd w:val="clear" w:color="auto" w:fill="FFFFFF"/>
+                            <w:lang w:val="vi-VN"/>
+                          </w:rPr>
+                          <w:t xml:space="preserve"> </w:t>
+                        </w:r>
+                        <w:r>
+                          <w:rPr>
+                            <w:b/>
+                            <w:lang w:val="vi-VN"/>
+                          </w:rPr>
+                          <w:t>058206007975</w:t>
+                        </w:r>
                       </w:p>
                       <w:p>
                         <w:pPr>
@@ -6537,6 +6666,25 @@
                           </w:rPr>
                           <w:tab/>
                           <w:t xml:space="preserve"> Hoàng Anh Kiệt      MSSV:</w:t>
+                        </w:r>
+                        <w:r>
+                          <w:rPr>
+                            <w:rFonts w:ascii="Segoe UI" w:hAnsi="Segoe UI" w:cs="Segoe UI"/>
+                            <w:color w:val="081B3A"/>
+                            <w:spacing w:val="3"/>
+                            <w:sz w:val="23"/>
+                            <w:szCs w:val="23"/>
+                            <w:shd w:val="clear" w:color="auto" w:fill="FFFFFF"/>
+                            <w:lang w:val="vi-VN"/>
+                          </w:rPr>
+                          <w:t xml:space="preserve"> </w:t>
+                        </w:r>
+                        <w:r>
+                          <w:rPr>
+                            <w:b/>
+                            <w:lang w:val="vi-VN"/>
+                          </w:rPr>
+                          <w:t>077206008228</w:t>
                         </w:r>
                       </w:p>
                       <w:p>
@@ -6571,6 +6719,25 @@
                           <w:tab/>
                           <w:t xml:space="preserve"> Nguyễn Anh Kiệt    MSSV:</w:t>
                         </w:r>
+                        <w:r>
+                          <w:rPr>
+                            <w:rFonts w:ascii="Segoe UI" w:hAnsi="Segoe UI" w:cs="Segoe UI"/>
+                            <w:color w:val="081B3A"/>
+                            <w:spacing w:val="3"/>
+                            <w:sz w:val="23"/>
+                            <w:szCs w:val="23"/>
+                            <w:shd w:val="clear" w:color="auto" w:fill="FFFFFF"/>
+                            <w:lang w:val="vi-VN"/>
+                          </w:rPr>
+                          <w:t xml:space="preserve"> </w:t>
+                        </w:r>
+                        <w:r>
+                          <w:rPr>
+                            <w:b/>
+                            <w:lang w:val="vi-VN"/>
+                          </w:rPr>
+                          <w:t>058206007505</w:t>
+                        </w:r>
                       </w:p>
                       <w:p>
                         <w:pPr>
@@ -6603,6 +6770,25 @@
                           </w:rPr>
                           <w:tab/>
                           <w:t xml:space="preserve"> Huỳnh Tấn Phát     MSSV:</w:t>
+                        </w:r>
+                        <w:r>
+                          <w:rPr>
+                            <w:rFonts w:ascii="Segoe UI" w:hAnsi="Segoe UI" w:cs="Segoe UI"/>
+                            <w:color w:val="081B3A"/>
+                            <w:spacing w:val="3"/>
+                            <w:sz w:val="23"/>
+                            <w:szCs w:val="23"/>
+                            <w:shd w:val="clear" w:color="auto" w:fill="FFFFFF"/>
+                            <w:lang w:val="vi-VN"/>
+                          </w:rPr>
+                          <w:t xml:space="preserve"> </w:t>
+                        </w:r>
+                        <w:r>
+                          <w:rPr>
+                            <w:b/>
+                            <w:lang w:val="vi-VN"/>
+                          </w:rPr>
+                          <w:t>079206034974</w:t>
                         </w:r>
                       </w:p>
                       <w:p>
@@ -16286,7 +16472,6 @@
   <w:style w:type="character" w:default="1" w:styleId="Phngmcinhcuaoanvn">
     <w:name w:val="Default Paragraph Font"/>
     <w:uiPriority w:val="1"/>
-    <w:semiHidden/>
     <w:unhideWhenUsed/>
   </w:style>
   <w:style w:type="table" w:default="1" w:styleId="BangThngthng">
